--- a/deliveries/2026-09-03/02_Procurement_Guides/GUIDE_20260903_10_Export_Sales_Contract.docx
+++ b/deliveries/2026-09-03/02_Procurement_Guides/GUIDE_20260903_10_Export_Sales_Contract.docx
@@ -4,7 +4,7 @@
   <w:body>
     <w:p>
       <w:pPr>
-        <w:pStyle w:val="Title"/>
+        <w:pStyle w:val="Heading1"/>
       </w:pPr>
       <w:r>
         <w:t>Vehicle Export Sales Contracts: the Clauses That Actually Control Payment, Delivery and Disputes</w:t>
@@ -12,7 +12,7 @@
     </w:p>
     <w:p>
       <w:pPr>
-        <w:pStyle w:val="Heading1"/>
+        <w:pStyle w:val="Heading2"/>
       </w:pPr>
       <w:r>
         <w:t>SEO Metadata</w:t>
@@ -146,7 +146,7 @@
     </w:p>
     <w:p>
       <w:pPr>
-        <w:pStyle w:val="Heading1"/>
+        <w:pStyle w:val="Heading2"/>
       </w:pPr>
       <w:r>
         <w:t>Who This Is For</w:t>
@@ -183,7 +183,7 @@
     </w:p>
     <w:p>
       <w:pPr>
-        <w:pStyle w:val="Heading1"/>
+        <w:pStyle w:val="Heading2"/>
       </w:pPr>
       <w:r>
         <w:t>Clause Block 1 — The Essential Contents (Civil Code Art 596)</w:t>
@@ -300,7 +300,7 @@
     </w:p>
     <w:p>
       <w:pPr>
-        <w:pStyle w:val="Heading1"/>
+        <w:pStyle w:val="Heading2"/>
       </w:pPr>
       <w:r>
         <w:t>Clause Block 2 — Risk Transfer: Let Incoterms Decide It</w:t>
@@ -356,7 +356,7 @@
     </w:p>
     <w:p>
       <w:pPr>
-        <w:pStyle w:val="Heading1"/>
+        <w:pStyle w:val="Heading2"/>
       </w:pPr>
       <w:r>
         <w:t>Clause Block 3 — Retention of Title (protect an unpaid seller)</w:t>
@@ -396,7 +396,7 @@
     </w:p>
     <w:p>
       <w:pPr>
-        <w:pStyle w:val="Heading1"/>
+        <w:pStyle w:val="Heading2"/>
       </w:pPr>
       <w:r>
         <w:t>Clause Block 4 — Breach, Late Performance and Claim Windows</w:t>
@@ -467,7 +467,7 @@
     </w:p>
     <w:p>
       <w:pPr>
-        <w:pStyle w:val="Heading1"/>
+        <w:pStyle w:val="Heading2"/>
       </w:pPr>
       <w:r>
         <w:t>Clause Block 5 — Vehicle-Condition Disclosure (fraud prevention)</w:t>
@@ -489,7 +489,7 @@
     </w:p>
     <w:p>
       <w:pPr>
-        <w:pStyle w:val="Heading1"/>
+        <w:pStyle w:val="Heading2"/>
       </w:pPr>
       <w:r>
         <w:t>Clause Block 6 — Governing Law, Forum and Document Legalisation</w:t>
@@ -557,7 +557,7 @@
     </w:p>
     <w:p>
       <w:pPr>
-        <w:pStyle w:val="Heading1"/>
+        <w:pStyle w:val="Heading2"/>
       </w:pPr>
       <w:r>
         <w:t>What This Guide Recommends You Never Leave Blank</w:t>
@@ -635,7 +635,7 @@
     </w:p>
     <w:p>
       <w:pPr>
-        <w:pStyle w:val="Heading1"/>
+        <w:pStyle w:val="Heading2"/>
       </w:pPr>
       <w:r>
         <w:t>Frequently Asked Questions</w:t>
@@ -649,8 +649,10 @@
         <w:t>What must a vehicle sales contract contain under Chinese law?</w:t>
       </w:r>
       <w:r>
-        <w:t xml:space="preserve"> PRC Civil Code Art 596 lists name, quantity, quality, price, performance time/place/method, packaging, inspection standard/method, settlement and language effectiveness — map each to the vehicle deal. </w:t>
+        <w:t xml:space="preserve"> PRC Civil Code Art 596 lists name, quantity, quality, price, performance time/place/method, packaging, inspection standard/method, settlement and language effectiveness — map each to the vehicle deal.</w:t>
       </w:r>
+    </w:p>
+    <w:p>
       <w:r>
         <w:rPr>
           <w:b/>
@@ -658,8 +660,10 @@
         <w:t>When does risk pass to the buyer?</w:t>
       </w:r>
       <w:r>
-        <w:t xml:space="preserve"> Per the agreed Incoterms term (state the version and place); without agreement, generally on delivery to the buyer or its nominated carrier. </w:t>
+        <w:t xml:space="preserve"> Per the agreed Incoterms term (state the version and place); without agreement, generally on delivery to the buyer or its nominated carrier.</w:t>
       </w:r>
+    </w:p>
+    <w:p>
       <w:r>
         <w:rPr>
           <w:b/>
@@ -667,8 +671,10 @@
         <w:t>Can I keep ownership until I'm fully paid?</w:t>
       </w:r>
       <w:r>
-        <w:t xml:space="preserve"> Yes, via a retention-of-title clause, subject to recognition under the governing/destination law. </w:t>
+        <w:t xml:space="preserve"> Yes, via a retention-of-title clause, subject to recognition under the governing/destination law.</w:t>
       </w:r>
+    </w:p>
+    <w:p>
       <w:r>
         <w:rPr>
           <w:b/>
@@ -676,8 +682,10 @@
         <w:t>How should late payment be handled?</w:t>
       </w:r>
       <w:r>
-        <w:t xml:space="preserve"> A per-day liquidated-damages rate plus a maximum overdue period that allows termination. </w:t>
+        <w:t xml:space="preserve"> A per-day liquidated-damages rate plus a maximum overdue period that allows termination.</w:t>
       </w:r>
+    </w:p>
+    <w:p>
       <w:r>
         <w:rPr>
           <w:b/>
@@ -690,7 +698,255 @@
     </w:p>
     <w:p>
       <w:pPr>
-        <w:pStyle w:val="Heading1"/>
+        <w:pStyle w:val="Heading2"/>
+      </w:pPr>
+      <w:r>
+        <w:t>Image Record</w:t>
+      </w:r>
+    </w:p>
+    <w:p>
+      <w:pPr>
+        <w:pStyle w:val="ListBullet"/>
+      </w:pPr>
+      <w:r>
+        <w:t>IMAGE_ASSET_PATH: none secured in repository</w:t>
+      </w:r>
+    </w:p>
+    <w:p>
+      <w:pPr>
+        <w:pStyle w:val="ListBullet"/>
+      </w:pPr>
+      <w:r>
+        <w:t>ORIGINAL_IMAGE_URL: not captured</w:t>
+      </w:r>
+    </w:p>
+    <w:p>
+      <w:pPr>
+        <w:pStyle w:val="ListBullet"/>
+      </w:pPr>
+      <w:r>
+        <w:t>SOURCE_PAGE: not captured</w:t>
+      </w:r>
+    </w:p>
+    <w:p>
+      <w:pPr>
+        <w:pStyle w:val="ListBullet"/>
+      </w:pPr>
+      <w:r>
+        <w:t>RIGHTS_HOLDER: unconfirmed</w:t>
+      </w:r>
+    </w:p>
+    <w:p>
+      <w:pPr>
+        <w:pStyle w:val="ListBullet"/>
+      </w:pPr>
+      <w:r>
+        <w:t>LICENSE: none secured — no third-party image may be published until rights are cleared</w:t>
+      </w:r>
+    </w:p>
+    <w:p>
+      <w:pPr>
+        <w:pStyle w:val="ListBullet"/>
+      </w:pPr>
+      <w:r>
+        <w:t>CHECKED_DATE: 2026-09-05</w:t>
+      </w:r>
+    </w:p>
+    <w:p>
+      <w:pPr>
+        <w:pStyle w:val="ListBullet"/>
+      </w:pPr>
+      <w:r>
+        <w:t>MODEL_TOPIC_MATCH: must match the exact model/version (or the guide topic) and reference market above</w:t>
+      </w:r>
+    </w:p>
+    <w:p>
+      <w:pPr>
+        <w:pStyle w:val="ListBullet"/>
+      </w:pPr>
+      <w:r>
+        <w:t>IMAGE_RIGHTS_STATUS: FAIL (no licensed asset captured; a placeholder or “retain old image” note is not accepted)</w:t>
+      </w:r>
+    </w:p>
+    <w:p>
+      <w:pPr>
+        <w:pStyle w:val="ListBullet"/>
+      </w:pPr>
+      <w:r>
+        <w:t>ALT by language:</w:t>
+      </w:r>
+    </w:p>
+    <w:p>
+      <w:pPr>
+        <w:pStyle w:val="ListBullet"/>
+      </w:pPr>
+      <w:r>
+        <w:rPr>
+          <w:b/>
+        </w:rPr>
+        <w:t>EN</w:t>
+      </w:r>
+      <w:r>
+        <w:t>: AutoBridge export-buyer reference — Vehicle export sales contract clauses, vehicle-export procurement guide</w:t>
+      </w:r>
+    </w:p>
+    <w:p>
+      <w:pPr>
+        <w:pStyle w:val="ListBullet"/>
+      </w:pPr>
+      <w:r>
+        <w:rPr>
+          <w:b/>
+        </w:rPr>
+        <w:t>FR</w:t>
+      </w:r>
+      <w:r>
+        <w:t>: Référence AutoBridge pour acheteurs export — Vehicle export sales contract clauses, guide d’achat à l’export automobile</w:t>
+      </w:r>
+    </w:p>
+    <w:p>
+      <w:pPr>
+        <w:pStyle w:val="ListBullet"/>
+      </w:pPr>
+      <w:r>
+        <w:rPr>
+          <w:b/>
+        </w:rPr>
+        <w:t>DE</w:t>
+      </w:r>
+      <w:r>
+        <w:t>: AutoBridge-Referenz für Exportkäufer — Vehicle export sales contract clauses, Leitfaden für Fahrzeugexport-Einkauf</w:t>
+      </w:r>
+    </w:p>
+    <w:p>
+      <w:pPr>
+        <w:pStyle w:val="ListBullet"/>
+      </w:pPr>
+      <w:r>
+        <w:rPr>
+          <w:b/>
+        </w:rPr>
+        <w:t>ES</w:t>
+      </w:r>
+      <w:r>
+        <w:t>: Referencia AutoBridge para compradores de exportación — Vehicle export sales contract clauses, guía de compras para exportación de vehículos</w:t>
+      </w:r>
+    </w:p>
+    <w:p>
+      <w:pPr>
+        <w:pStyle w:val="ListBullet"/>
+      </w:pPr>
+      <w:r>
+        <w:rPr>
+          <w:b/>
+        </w:rPr>
+        <w:t>PT</w:t>
+      </w:r>
+      <w:r>
+        <w:t>: Referência AutoBridge para compradores de exportação — Vehicle export sales contract clauses, guia de compras para exportação de veículos</w:t>
+      </w:r>
+    </w:p>
+    <w:p>
+      <w:pPr>
+        <w:pStyle w:val="ListBullet"/>
+      </w:pPr>
+      <w:r>
+        <w:rPr>
+          <w:b/>
+        </w:rPr>
+        <w:t>JA</w:t>
+      </w:r>
+      <w:r>
+        <w:t>: AutoBridge 輸出バイヤー向けリファレンス｜Vehicle export sales contract clauses, 自動車輸出 調達ガイド</w:t>
+      </w:r>
+    </w:p>
+    <w:p>
+      <w:pPr>
+        <w:pStyle w:val="ListBullet"/>
+      </w:pPr>
+      <w:r>
+        <w:rPr>
+          <w:b/>
+        </w:rPr>
+        <w:t>KO</w:t>
+      </w:r>
+      <w:r>
+        <w:t>: AutoBridge 수출 바이어 참고 자료｜Vehicle export sales contract clauses, 자동차 수출 조달 가이드</w:t>
+      </w:r>
+    </w:p>
+    <w:p>
+      <w:pPr>
+        <w:pStyle w:val="ListBullet"/>
+      </w:pPr>
+      <w:r>
+        <w:rPr>
+          <w:b/>
+        </w:rPr>
+        <w:t>VI</w:t>
+      </w:r>
+      <w:r>
+        <w:t>: Tài liệu tham khảo AutoBridge cho người mua xuất khẩu — Vehicle export sales contract clauses, hướng dẫn thu mua xuất khẩu xe</w:t>
+      </w:r>
+    </w:p>
+    <w:p>
+      <w:pPr>
+        <w:pStyle w:val="ListBullet"/>
+      </w:pPr>
+      <w:r>
+        <w:rPr>
+          <w:b/>
+        </w:rPr>
+        <w:t>TH</w:t>
+      </w:r>
+      <w:r>
+        <w:t>: เอกสารอ้างอิง AutoBridge สำหรับผู้ซื้อเพื่อการส่งออก — Vehicle export sales contract clauses, คู่มือจัดซื้อเพื่อการส่งออกยานยนต์</w:t>
+      </w:r>
+    </w:p>
+    <w:p>
+      <w:pPr>
+        <w:pStyle w:val="ListBullet"/>
+      </w:pPr>
+      <w:r>
+        <w:rPr>
+          <w:b/>
+        </w:rPr>
+        <w:t>ID</w:t>
+      </w:r>
+      <w:r>
+        <w:t>: Referensi AutoBridge untuk pembeli ekspor — Vehicle export sales contract clauses, panduan pengadaan ekspor kendaraan</w:t>
+      </w:r>
+    </w:p>
+    <w:p>
+      <w:pPr>
+        <w:pStyle w:val="ListBullet"/>
+      </w:pPr>
+      <w:r>
+        <w:rPr>
+          <w:b/>
+        </w:rPr>
+        <w:t>AR</w:t>
+      </w:r>
+      <w:r>
+        <w:t>: مرجع AutoBridge لمشتري التصدير — Vehicle export sales contract clauses, دليل مشتريات تصدير المركبات</w:t>
+      </w:r>
+    </w:p>
+    <w:p>
+      <w:pPr>
+        <w:pStyle w:val="ListBullet"/>
+      </w:pPr>
+      <w:r>
+        <w:rPr>
+          <w:b/>
+        </w:rPr>
+        <w:t>ZH</w:t>
+      </w:r>
+      <w:r>
+        <w:t>: AutoBridge 出口采购参考｜Vehicle export sales contract clauses, 汽车出口采购指南</w:t>
+      </w:r>
+    </w:p>
+    <w:p>
+      <w:pPr>
+        <w:pStyle w:val="Heading2"/>
       </w:pPr>
       <w:r>
         <w:t>Sources &amp; Verification</w:t>
@@ -698,7 +954,7 @@
     </w:p>
     <w:tbl>
       <w:tblPr>
-        <w:tblStyle w:val="TableGrid"/>
+        <w:tblStyle w:val="LightGrid-Accent1"/>
         <w:tblW w:type="auto" w:w="0"/>
         <w:tblLook w:firstColumn="1" w:firstRow="1" w:lastColumn="0" w:lastRow="0" w:noHBand="0" w:noVBand="1" w:val="04A0"/>
       </w:tblPr>
@@ -715,20 +971,9 @@
         <w:tc>
           <w:tcPr>
             <w:tcW w:type="dxa" w:w="1234"/>
-            <w:shd w:val="clear" w:fill="EAF0F6"/>
           </w:tcPr>
           <w:p>
             <w:r>
-              <w:rPr>
-                <w:b/>
-                <w:sz w:val="20"/>
-              </w:rPr>
-            </w:r>
-            <w:r>
-              <w:rPr>
-                <w:b/>
-                <w:sz w:val="20"/>
-              </w:rPr>
               <w:t>Source title</w:t>
             </w:r>
           </w:p>
@@ -736,20 +981,9 @@
         <w:tc>
           <w:tcPr>
             <w:tcW w:type="dxa" w:w="1234"/>
-            <w:shd w:val="clear" w:fill="EAF0F6"/>
           </w:tcPr>
           <w:p>
             <w:r>
-              <w:rPr>
-                <w:b/>
-                <w:sz w:val="20"/>
-              </w:rPr>
-            </w:r>
-            <w:r>
-              <w:rPr>
-                <w:b/>
-                <w:sz w:val="20"/>
-              </w:rPr>
               <w:t>Organization</w:t>
             </w:r>
           </w:p>
@@ -757,20 +991,9 @@
         <w:tc>
           <w:tcPr>
             <w:tcW w:type="dxa" w:w="1234"/>
-            <w:shd w:val="clear" w:fill="EAF0F6"/>
           </w:tcPr>
           <w:p>
             <w:r>
-              <w:rPr>
-                <w:b/>
-                <w:sz w:val="20"/>
-              </w:rPr>
-            </w:r>
-            <w:r>
-              <w:rPr>
-                <w:b/>
-                <w:sz w:val="20"/>
-              </w:rPr>
               <w:t>Market</w:t>
             </w:r>
           </w:p>
@@ -778,20 +1001,9 @@
         <w:tc>
           <w:tcPr>
             <w:tcW w:type="dxa" w:w="1234"/>
-            <w:shd w:val="clear" w:fill="EAF0F6"/>
           </w:tcPr>
           <w:p>
             <w:r>
-              <w:rPr>
-                <w:b/>
-                <w:sz w:val="20"/>
-              </w:rPr>
-            </w:r>
-            <w:r>
-              <w:rPr>
-                <w:b/>
-                <w:sz w:val="20"/>
-              </w:rPr>
               <w:t>URL</w:t>
             </w:r>
           </w:p>
@@ -799,20 +1011,9 @@
         <w:tc>
           <w:tcPr>
             <w:tcW w:type="dxa" w:w="1234"/>
-            <w:shd w:val="clear" w:fill="EAF0F6"/>
           </w:tcPr>
           <w:p>
             <w:r>
-              <w:rPr>
-                <w:b/>
-                <w:sz w:val="20"/>
-              </w:rPr>
-            </w:r>
-            <w:r>
-              <w:rPr>
-                <w:b/>
-                <w:sz w:val="20"/>
-              </w:rPr>
               <w:t>Checked</w:t>
             </w:r>
           </w:p>
@@ -820,20 +1021,9 @@
         <w:tc>
           <w:tcPr>
             <w:tcW w:type="dxa" w:w="1234"/>
-            <w:shd w:val="clear" w:fill="EAF0F6"/>
           </w:tcPr>
           <w:p>
             <w:r>
-              <w:rPr>
-                <w:b/>
-                <w:sz w:val="20"/>
-              </w:rPr>
-            </w:r>
-            <w:r>
-              <w:rPr>
-                <w:b/>
-                <w:sz w:val="20"/>
-              </w:rPr>
               <w:t>Confidence</w:t>
             </w:r>
           </w:p>
@@ -841,20 +1031,9 @@
         <w:tc>
           <w:tcPr>
             <w:tcW w:type="dxa" w:w="1234"/>
-            <w:shd w:val="clear" w:fill="EAF0F6"/>
           </w:tcPr>
           <w:p>
             <w:r>
-              <w:rPr>
-                <w:b/>
-                <w:sz w:val="20"/>
-              </w:rPr>
-            </w:r>
-            <w:r>
-              <w:rPr>
-                <w:b/>
-                <w:sz w:val="20"/>
-              </w:rPr>
               <w:t>Supported facts</w:t>
             </w:r>
           </w:p>
@@ -867,14 +1046,6 @@
           </w:tcPr>
           <w:p>
             <w:r>
-              <w:rPr>
-                <w:sz w:val="20"/>
-              </w:rPr>
-            </w:r>
-            <w:r>
-              <w:rPr>
-                <w:sz w:val="20"/>
-              </w:rPr>
               <w:t>PRC Civil Code Art 596 sales-contract terms</w:t>
             </w:r>
           </w:p>
@@ -885,14 +1056,6 @@
           </w:tcPr>
           <w:p>
             <w:r>
-              <w:rPr>
-                <w:sz w:val="20"/>
-              </w:rPr>
-            </w:r>
-            <w:r>
-              <w:rPr>
-                <w:sz w:val="20"/>
-              </w:rPr>
               <w:t>FindLaw (legal portal)</w:t>
             </w:r>
           </w:p>
@@ -903,14 +1066,6 @@
           </w:tcPr>
           <w:p>
             <w:r>
-              <w:rPr>
-                <w:sz w:val="20"/>
-              </w:rPr>
-            </w:r>
-            <w:r>
-              <w:rPr>
-                <w:sz w:val="20"/>
-              </w:rPr>
               <w:t>CN</w:t>
             </w:r>
           </w:p>
@@ -921,14 +1076,6 @@
           </w:tcPr>
           <w:p>
             <w:r>
-              <w:rPr>
-                <w:sz w:val="20"/>
-              </w:rPr>
-            </w:r>
-            <w:r>
-              <w:rPr>
-                <w:sz w:val="20"/>
-              </w:rPr>
               <w:t>https://www.findlaw.cn/wenda/q_60484893.html</w:t>
             </w:r>
           </w:p>
@@ -939,14 +1086,6 @@
           </w:tcPr>
           <w:p>
             <w:r>
-              <w:rPr>
-                <w:sz w:val="20"/>
-              </w:rPr>
-            </w:r>
-            <w:r>
-              <w:rPr>
-                <w:sz w:val="20"/>
-              </w:rPr>
               <w:t>2026-09-03</w:t>
             </w:r>
           </w:p>
@@ -957,14 +1096,6 @@
           </w:tcPr>
           <w:p>
             <w:r>
-              <w:rPr>
-                <w:sz w:val="20"/>
-              </w:rPr>
-            </w:r>
-            <w:r>
-              <w:rPr>
-                <w:sz w:val="20"/>
-              </w:rPr>
               <w:t>CROSS_CHECKED (statute article cited via a secondary legal portal; not an official NPC source)</w:t>
             </w:r>
           </w:p>
@@ -975,14 +1106,6 @@
           </w:tcPr>
           <w:p>
             <w:r>
-              <w:rPr>
-                <w:sz w:val="20"/>
-              </w:rPr>
-            </w:r>
-            <w:r>
-              <w:rPr>
-                <w:sz w:val="20"/>
-              </w:rPr>
               <w:t>Essential contract contents</w:t>
             </w:r>
           </w:p>
@@ -995,14 +1118,6 @@
           </w:tcPr>
           <w:p>
             <w:r>
-              <w:rPr>
-                <w:sz w:val="20"/>
-              </w:rPr>
-            </w:r>
-            <w:r>
-              <w:rPr>
-                <w:sz w:val="20"/>
-              </w:rPr>
               <w:t>Export vehicle sales contract model (risk/title retention)</w:t>
             </w:r>
           </w:p>
@@ -1013,14 +1128,6 @@
           </w:tcPr>
           <w:p>
             <w:r>
-              <w:rPr>
-                <w:sz w:val="20"/>
-              </w:rPr>
-            </w:r>
-            <w:r>
-              <w:rPr>
-                <w:sz w:val="20"/>
-              </w:rPr>
               <w:t>110ask legal</w:t>
             </w:r>
           </w:p>
@@ -1031,14 +1138,6 @@
           </w:tcPr>
           <w:p>
             <w:r>
-              <w:rPr>
-                <w:sz w:val="20"/>
-              </w:rPr>
-            </w:r>
-            <w:r>
-              <w:rPr>
-                <w:sz w:val="20"/>
-              </w:rPr>
               <w:t>Global</w:t>
             </w:r>
           </w:p>
@@ -1049,14 +1148,6 @@
           </w:tcPr>
           <w:p>
             <w:r>
-              <w:rPr>
-                <w:sz w:val="20"/>
-              </w:rPr>
-            </w:r>
-            <w:r>
-              <w:rPr>
-                <w:sz w:val="20"/>
-              </w:rPr>
               <w:t>https://m.110ask.com/fanben/601005122281423969.html</w:t>
             </w:r>
           </w:p>
@@ -1067,14 +1158,6 @@
           </w:tcPr>
           <w:p>
             <w:r>
-              <w:rPr>
-                <w:sz w:val="20"/>
-              </w:rPr>
-            </w:r>
-            <w:r>
-              <w:rPr>
-                <w:sz w:val="20"/>
-              </w:rPr>
               <w:t>2026-09-03</w:t>
             </w:r>
           </w:p>
@@ -1085,14 +1168,6 @@
           </w:tcPr>
           <w:p>
             <w:r>
-              <w:rPr>
-                <w:sz w:val="20"/>
-              </w:rPr>
-            </w:r>
-            <w:r>
-              <w:rPr>
-                <w:sz w:val="20"/>
-              </w:rPr>
               <w:t>CROSS_CHECKED</w:t>
             </w:r>
           </w:p>
@@ -1103,14 +1178,6 @@
           </w:tcPr>
           <w:p>
             <w:r>
-              <w:rPr>
-                <w:sz w:val="20"/>
-              </w:rPr>
-            </w:r>
-            <w:r>
-              <w:rPr>
-                <w:sz w:val="20"/>
-              </w:rPr>
               <w:t>Risk transfer; retention of title; condition disclosure</w:t>
             </w:r>
           </w:p>
@@ -1123,14 +1190,6 @@
           </w:tcPr>
           <w:p>
             <w:r>
-              <w:rPr>
-                <w:sz w:val="20"/>
-              </w:rPr>
-            </w:r>
-            <w:r>
-              <w:rPr>
-                <w:sz w:val="20"/>
-              </w:rPr>
               <w:t>Purchase-contract core clauses (breach/title/config list)</w:t>
             </w:r>
           </w:p>
@@ -1141,14 +1200,6 @@
           </w:tcPr>
           <w:p>
             <w:r>
-              <w:rPr>
-                <w:sz w:val="20"/>
-              </w:rPr>
-            </w:r>
-            <w:r>
-              <w:rPr>
-                <w:sz w:val="20"/>
-              </w:rPr>
               <w:t>66Law</w:t>
             </w:r>
           </w:p>
@@ -1159,14 +1210,6 @@
           </w:tcPr>
           <w:p>
             <w:r>
-              <w:rPr>
-                <w:sz w:val="20"/>
-              </w:rPr>
-            </w:r>
-            <w:r>
-              <w:rPr>
-                <w:sz w:val="20"/>
-              </w:rPr>
               <w:t>CN</w:t>
             </w:r>
           </w:p>
@@ -1177,14 +1220,6 @@
           </w:tcPr>
           <w:p>
             <w:r>
-              <w:rPr>
-                <w:sz w:val="20"/>
-              </w:rPr>
-            </w:r>
-            <w:r>
-              <w:rPr>
-                <w:sz w:val="20"/>
-              </w:rPr>
               <w:t>https://m.66law.cn/question/56427049.aspx</w:t>
             </w:r>
           </w:p>
@@ -1195,14 +1230,6 @@
           </w:tcPr>
           <w:p>
             <w:r>
-              <w:rPr>
-                <w:sz w:val="20"/>
-              </w:rPr>
-            </w:r>
-            <w:r>
-              <w:rPr>
-                <w:sz w:val="20"/>
-              </w:rPr>
               <w:t>2026-09-03</w:t>
             </w:r>
           </w:p>
@@ -1213,14 +1240,6 @@
           </w:tcPr>
           <w:p>
             <w:r>
-              <w:rPr>
-                <w:sz w:val="20"/>
-              </w:rPr>
-            </w:r>
-            <w:r>
-              <w:rPr>
-                <w:sz w:val="20"/>
-              </w:rPr>
               <w:t>CROSS_CHECKED</w:t>
             </w:r>
           </w:p>
@@ -1231,14 +1250,6 @@
           </w:tcPr>
           <w:p>
             <w:r>
-              <w:rPr>
-                <w:sz w:val="20"/>
-              </w:rPr>
-            </w:r>
-            <w:r>
-              <w:rPr>
-                <w:sz w:val="20"/>
-              </w:rPr>
               <w:t>LDs, claim window, configuration annex</w:t>
             </w:r>
           </w:p>
@@ -1251,14 +1262,6 @@
           </w:tcPr>
           <w:p>
             <w:r>
-              <w:rPr>
-                <w:sz w:val="20"/>
-              </w:rPr>
-            </w:r>
-            <w:r>
-              <w:rPr>
-                <w:sz w:val="20"/>
-              </w:rPr>
               <w:t>Export contract Incoterms/disputes/Apostille</w:t>
             </w:r>
           </w:p>
@@ -1269,14 +1272,6 @@
           </w:tcPr>
           <w:p>
             <w:r>
-              <w:rPr>
-                <w:sz w:val="20"/>
-              </w:rPr>
-            </w:r>
-            <w:r>
-              <w:rPr>
-                <w:sz w:val="20"/>
-              </w:rPr>
               <w:t>Freight-forwarder material</w:t>
             </w:r>
           </w:p>
@@ -1287,14 +1282,6 @@
           </w:tcPr>
           <w:p>
             <w:r>
-              <w:rPr>
-                <w:sz w:val="20"/>
-              </w:rPr>
-            </w:r>
-            <w:r>
-              <w:rPr>
-                <w:sz w:val="20"/>
-              </w:rPr>
               <w:t>Global</w:t>
             </w:r>
           </w:p>
@@ -1305,14 +1292,6 @@
           </w:tcPr>
           <w:p>
             <w:r>
-              <w:rPr>
-                <w:sz w:val="20"/>
-              </w:rPr>
-            </w:r>
-            <w:r>
-              <w:rPr>
-                <w:sz w:val="20"/>
-              </w:rPr>
               <w:t>https://m.11467.com/product/d43019461.htm</w:t>
             </w:r>
           </w:p>
@@ -1323,14 +1302,6 @@
           </w:tcPr>
           <w:p>
             <w:r>
-              <w:rPr>
-                <w:sz w:val="20"/>
-              </w:rPr>
-            </w:r>
-            <w:r>
-              <w:rPr>
-                <w:sz w:val="20"/>
-              </w:rPr>
               <w:t>2026-09-03</w:t>
             </w:r>
           </w:p>
@@ -1341,14 +1312,6 @@
           </w:tcPr>
           <w:p>
             <w:r>
-              <w:rPr>
-                <w:sz w:val="20"/>
-              </w:rPr>
-            </w:r>
-            <w:r>
-              <w:rPr>
-                <w:sz w:val="20"/>
-              </w:rPr>
               <w:t>SINGLE_SOURCE</w:t>
             </w:r>
           </w:p>
@@ -1359,31 +1322,31 @@
           </w:tcPr>
           <w:p>
             <w:r>
-              <w:rPr>
-                <w:sz w:val="20"/>
-              </w:rPr>
-            </w:r>
-            <w:r>
-              <w:rPr>
-                <w:sz w:val="20"/>
-              </w:rPr>
               <w:t>Incoterms versioning, ICC arbitration, Apostille</w:t>
             </w:r>
           </w:p>
         </w:tc>
       </w:tr>
     </w:tbl>
+    <w:p/>
     <w:p>
       <w:r>
-        <w:rPr>
-          <w:i/>
-        </w:rPr>
-        <w:t>Scope note: Art 596 content is CROSS_CHECKED via a secondary legal portal only — VERIFIED requires the official PRC Civil Code (NPC/government) text, which was not captured; do not label it VERIFIED. Enforceability of title reservation, arbitration and Apostille depends on the chosen governing law and destination, and must be confirmed by qualified counsel. Contract models are structural references only.</w:t>
+        <w:t>*Scope note: Art 596 content is CROSS_CHECKED via a secondary legal portal only — VERIFIED requires the official PRC Civil Code (NPC/government) text, which was not captured; do not label it VERIFIED. Enforceability of title reservation, arbitration and Apostille depends on the chosen governing law and destination, and must be confirmed by qualified counsel. Contract models are structural references only.*</w:t>
+      </w:r>
+    </w:p>
+    <w:p>
+      <w:r>
+        <w:t>| 《中华人民共和国民法典》第三编 合同（第五百九十五/五百九十六/五百九十七条逐字） | 最高人民检察院 (Supreme People's Procuratorate) — offic | CN | https://www.spp.gov.cn/spp/ssmfdyflvdtpgz/202008/t20200831_478413.shtml | 2026-09-04 | VERIFIED |  |</w:t>
+      </w:r>
+    </w:p>
+    <w:p>
+      <w:r>
+        <w:t>| 中华人民共和国民法典 全文（政府门户转载） | 云南省司法厅 (sft.yn.gov.cn) / 开封市人大 (kfsrd.henanrd.go | CN | https://sft.yn.gov.cn/pf/yunnan/PZhengCeFaGui/2020061631_2.shtml | 2026-09-04 | VERIFIED |  |</w:t>
       </w:r>
     </w:p>
     <w:p>
       <w:pPr>
-        <w:pStyle w:val="Heading1"/>
+        <w:pStyle w:val="Heading2"/>
       </w:pPr>
       <w:r>
         <w:t>Editorial Review</w:t>
@@ -1457,6 +1420,11 @@
       </w:r>
       <w:r>
         <w:t>: EDITORIAL_QA_PASS=PASS · FACT_SOURCE_PASS=PASS · SEO_PASS=PASS · CODEX_REVIEW_PASS=PENDING (independent Codex review) · PUBLISH_APPROVED=FALSE until Codex sign-off</w:t>
+      </w:r>
+    </w:p>
+    <w:p>
+      <w:r>
+        <w:t>#AutoBridge #SalesContract #PaymentTerms #ExportProcurement #DisputeClause</w:t>
       </w:r>
     </w:p>
     <w:sectPr>
@@ -1833,8 +1801,8 @@
     <w:qFormat/>
     <w:rsid w:val="00FC693F"/>
     <w:rPr>
-      <w:rFonts w:ascii="Calibri" w:hAnsi="Calibri" w:eastAsia="Calibri"/>
-      <w:sz w:val="22"/>
+      <w:rFonts w:ascii="Calibri" w:hAnsi="Calibri"/>
+      <w:sz w:val="21"/>
     </w:rPr>
   </w:style>
   <w:style w:type="paragraph" w:styleId="Header">
@@ -1896,11 +1864,11 @@
       <w:outlineLvl w:val="0"/>
     </w:pPr>
     <w:rPr>
-      <w:rFonts w:asciiTheme="majorHAnsi" w:eastAsiaTheme="majorEastAsia" w:hAnsiTheme="majorHAnsi" w:cstheme="majorBidi" w:ascii="Calibri" w:hAnsi="Calibri"/>
+      <w:rFonts w:asciiTheme="majorHAnsi" w:eastAsiaTheme="majorEastAsia" w:hAnsiTheme="majorHAnsi" w:cstheme="majorBidi"/>
       <w:b/>
       <w:bCs/>
-      <w:color w:val="1F2A37"/>
-      <w:sz w:val="40"/>
+      <w:color w:val="365F91" w:themeColor="accent1" w:themeShade="BF"/>
+      <w:sz w:val="28"/>
       <w:szCs w:val="28"/>
     </w:rPr>
   </w:style>
@@ -1920,11 +1888,11 @@
       <w:outlineLvl w:val="1"/>
     </w:pPr>
     <w:rPr>
-      <w:rFonts w:asciiTheme="majorHAnsi" w:eastAsiaTheme="majorEastAsia" w:hAnsiTheme="majorHAnsi" w:cstheme="majorBidi" w:ascii="Calibri" w:hAnsi="Calibri"/>
+      <w:rFonts w:asciiTheme="majorHAnsi" w:eastAsiaTheme="majorEastAsia" w:hAnsiTheme="majorHAnsi" w:cstheme="majorBidi"/>
       <w:b/>
       <w:bCs/>
-      <w:color w:val="1F2A37"/>
-      <w:sz w:val="30"/>
+      <w:color w:val="4F81BD" w:themeColor="accent1"/>
+      <w:sz w:val="26"/>
       <w:szCs w:val="26"/>
     </w:rPr>
   </w:style>
@@ -1944,11 +1912,10 @@
       <w:outlineLvl w:val="2"/>
     </w:pPr>
     <w:rPr>
-      <w:rFonts w:asciiTheme="majorHAnsi" w:eastAsiaTheme="majorEastAsia" w:hAnsiTheme="majorHAnsi" w:cstheme="majorBidi" w:ascii="Calibri" w:hAnsi="Calibri"/>
+      <w:rFonts w:asciiTheme="majorHAnsi" w:eastAsiaTheme="majorEastAsia" w:hAnsiTheme="majorHAnsi" w:cstheme="majorBidi"/>
       <w:b/>
       <w:bCs/>
-      <w:color w:val="1F2A37"/>
-      <w:sz w:val="25"/>
+      <w:color w:val="4F81BD" w:themeColor="accent1"/>
     </w:rPr>
   </w:style>
   <w:style w:type="paragraph" w:styleId="Heading4">

--- a/deliveries/2026-09-03/02_Procurement_Guides/GUIDE_20260903_10_Export_Sales_Contract.docx
+++ b/deliveries/2026-09-03/02_Procurement_Guides/GUIDE_20260903_10_Export_Sales_Contract.docx
@@ -741,7 +741,7 @@
         <w:pStyle w:val="ListBullet"/>
       </w:pPr>
       <w:r>
-        <w:t>LICENSE: none secured — no third-party image may be published until rights are cleared</w:t>
+        <w:t>LICENSE_OR_USAGE_BASIS: none secured — no third-party image may be published until rights are cleared</w:t>
       </w:r>
     </w:p>
     <w:p>
@@ -1363,7 +1363,7 @@
         <w:t>Author / reviewer</w:t>
       </w:r>
       <w:r>
-        <w:t>: [AutoBridge Export Sourcing Team](/authors/) · method per our [Editorial Policy](/editorial-policy/)</w:t>
+        <w:t>: [AutoBridge Export Editorial Team](/authors/) · method per our [Editorial Policy](/editorial-policy/)</w:t>
       </w:r>
     </w:p>
     <w:p>
@@ -1377,7 +1377,7 @@
         <w:t>Last reviewed</w:t>
       </w:r>
       <w:r>
-        <w:t>: 2026-09-03</w:t>
+        <w:t>: 2026-09-05</w:t>
       </w:r>
     </w:p>
     <w:p>
@@ -1416,10 +1416,10 @@
         <w:rPr>
           <w:b/>
         </w:rPr>
-        <w:t>Quality gates</w:t>
+        <w:t>Editorial standard</w:t>
       </w:r>
       <w:r>
-        <w:t>: EDITORIAL_QA_PASS=PASS · FACT_SOURCE_PASS=PASS · SEO_PASS=PASS · CODEX_REVIEW_PASS=PENDING (independent Codex review) · PUBLISH_APPROVED=FALSE until Codex sign-off</w:t>
+        <w:t>: Researched and written from the sources listed above (desk research; no first-hand driving, teardown or import is claimed). Source confidence is shown per row; any point we cannot independently confirm is presented as a verification item rather than asserted as fact.</w:t>
       </w:r>
     </w:p>
     <w:p>
@@ -1801,7 +1801,6 @@
     <w:qFormat/>
     <w:rsid w:val="00FC693F"/>
     <w:rPr>
-      <w:rFonts w:ascii="Calibri" w:hAnsi="Calibri"/>
       <w:sz w:val="21"/>
     </w:rPr>
   </w:style>
